--- a/2026_Kim-Min-seok/mail/mail.docx
+++ b/2026_Kim-Min-seok/mail/mail.docx
@@ -3,69 +3,528 @@
 <w:document xmlns:wpc="http://schemas.microsoft.com/office/word/2010/wordprocessingCanvas" xmlns:cx="http://schemas.microsoft.com/office/drawing/2014/chartex" xmlns:cx1="http://schemas.microsoft.com/office/drawing/2015/9/8/chartex" xmlns:cx2="http://schemas.microsoft.com/office/drawing/2015/10/21/chartex" xmlns:cx3="http://schemas.microsoft.com/office/drawing/2016/5/9/chartex" xmlns:cx4="http://schemas.microsoft.com/office/drawing/2016/5/10/chartex" xmlns:cx5="http://schemas.microsoft.com/office/drawing/2016/5/11/chartex" xmlns:cx6="http://schemas.microsoft.com/office/drawing/2016/5/12/chartex" xmlns:cx7="http://schemas.microsoft.com/office/drawing/2016/5/13/chartex" xmlns:cx8="http://schemas.microsoft.com/office/drawing/2016/5/14/chartex" xmlns:mc="http://schemas.openxmlformats.org/markup-compatibility/2006" xmlns:aink="http://schemas.microsoft.com/office/drawing/2016/ink" xmlns:am3d="http://schemas.microsoft.com/office/drawing/2017/model3d" xmlns:o="urn:schemas-microsoft-com:office:office" xmlns:oel="http://schemas.microsoft.com/office/2019/extlst" xmlns:r="http://schemas.openxmlformats.org/officeDocument/2006/relationships" xmlns:m="http://schemas.openxmlformats.org/officeDocument/2006/math" xmlns:v="urn:schemas-microsoft-com:vml" xmlns:wp14="http://schemas.microsoft.com/office/word/2010/wordprocessingDrawing" xmlns:wp="http://schemas.openxmlformats.org/drawingml/2006/wordprocessingDrawing" xmlns:w10="urn:schemas-microsoft-com:office:word" xmlns:w="http://schemas.openxmlformats.org/wordprocessingml/2006/main" xmlns:w14="http://schemas.microsoft.com/office/word/2010/wordml" xmlns:w15="http://schemas.microsoft.com/office/word/2012/wordml" xmlns:w16cex="http://schemas.microsoft.com/office/word/2018/wordml/cex" xmlns:w16cid="http://schemas.microsoft.com/office/word/2016/wordml/cid" xmlns:w16="http://schemas.microsoft.com/office/word/2018/wordml" xmlns:w16du="http://schemas.microsoft.com/office/word/2023/wordml/word16du" xmlns:w16sdtdh="http://schemas.microsoft.com/office/word/2020/wordml/sdtdatahash" xmlns:w16sdtfl="http://schemas.microsoft.com/office/word/2024/wordml/sdtformatlock" xmlns:w16se="http://schemas.microsoft.com/office/word/2015/wordml/symex" xmlns:wpg="http://schemas.microsoft.com/office/word/2010/wordprocessingGroup" xmlns:wpi="http://schemas.microsoft.com/office/word/2010/wordprocessingInk" xmlns:wne="http://schemas.microsoft.com/office/word/2006/wordml" xmlns:wps="http://schemas.microsoft.com/office/word/2010/wordprocessingShape" mc:Ignorable="w14 w15 w16se w16cid w16 w16cex w16sdtdh w16sdtfl w16du wp14">
   <w:body>
     <w:p>
-      <w:pPr>
-        <w:rPr>
-          <w:lang w:val="en-US"/>
-        </w:rPr>
-      </w:pPr>
-      <w:r>
-        <w:rPr>
-          <w:lang w:val="en-US"/>
-        </w:rPr>
-        <w:t xml:space="preserve">Mail test pre </w:t>
-      </w:r>
-      <w:r>
-        <w:rPr>
-          <w:lang w:val="en-US"/>
-        </w:rPr>
-        <w:fldChar w:fldCharType="begin"/>
-      </w:r>
-      <w:r>
-        <w:rPr>
-          <w:lang w:val="en-US"/>
-        </w:rPr>
-        <w:instrText xml:space="preserve"> ADDRESSBLOCK \f "&lt;&lt;_COMPANY_</w:instrText>
-      </w:r>
-      <w:r>
-        <w:rPr>
-          <w:lang w:val="en-US"/>
-        </w:rPr>
-        <w:cr/>
-        <w:instrText xml:space="preserve">&gt;&gt;" \l 1051 \c 2 \e "Slovakia" \d </w:instrText>
-      </w:r>
-      <w:r>
-        <w:rPr>
-          <w:lang w:val="en-US"/>
-        </w:rPr>
-        <w:fldChar w:fldCharType="separate"/>
-      </w:r>
+      <w:r>
+        <w:rPr>
+          <w:b/>
+          <w:bCs/>
+        </w:rPr>
+        <w:t>XLC</w:t>
+      </w:r>
+      <w:r>
+        <w:rPr>
+          <w:b/>
+          <w:bCs/>
+        </w:rPr>
+        <w:t>, občianske združenie</w:t>
+      </w:r>
+    </w:p>
+    <w:p>
+      <w:r>
+        <w:t>Tribečská 1620/27, 9</w:t>
+      </w:r>
+      <w:r>
+        <w:t>55</w:t>
+      </w:r>
+      <w:r>
+        <w:t xml:space="preserve"> 01 </w:t>
+      </w:r>
+      <w:r>
+        <w:t>Topoľčan</w:t>
+      </w:r>
+      <w:r>
+        <w:t>y</w:t>
+      </w:r>
+    </w:p>
+    <w:p/>
+    <w:p>
+      <w:r>
+        <w:t>Vážený pán, Vážená pani,</w:t>
+      </w:r>
+    </w:p>
+    <w:p/>
+    <w:p>
+      <w:r>
+        <w:t>rád by som Vám predstavil náš tím XLC, ktorý sa venuje robotike a súvisiacim inovatívnym projektom ako je napr.: 3D tlač či neurónové siete. Výsledky práce tímu XLC majú reálny vplyv na život ľudí a môžu prispieť k riešeniu mnohých výziev, ktorým bude ľudstvo čeliť v blízkej budúcnosti.</w:t>
+      </w:r>
+    </w:p>
+    <w:p>
+      <w:r>
+        <w:t xml:space="preserve">Tím XLC tvoria šikovní a nadaní stredoškolskí a vysokoškolskí študenti, ktorí sa venujú konštrukcii a programovaniu robotov. S našimi robotmi súťažíme na slovenských i medzinárodných podujatiach v kategóriách, ako je futbal autonómnych robotov, robotická ruka či robot záchranár. Zoznam našich úspechov si môžete pozrieť na našej tímovej stránke </w:t>
+      </w:r>
+      <w:hyperlink r:id="rId6" w:tooltip="https://xlc-team.info/achievements/" w:history="1">
+        <w:r>
+          <w:rPr>
+            <w:rStyle w:val="Hyperlink"/>
+          </w:rPr>
+          <w:t>https://xlc-team.info/achievements/</w:t>
+        </w:r>
+      </w:hyperlink>
+      <w:r>
+        <w:t>.</w:t>
+      </w:r>
+    </w:p>
+    <w:p>
+      <w:r>
+        <w:t xml:space="preserve">V sezóne 2026 sa tím XLC pripravuje na národné kolo súťaže v Nitre, ktoré sa koná 22.4 a 23.4. Zároveň budeme súťažiť aj na európskom kole </w:t>
+      </w:r>
+      <w:proofErr w:type="spellStart"/>
+      <w:r>
+        <w:t>RoboCupJunior</w:t>
+      </w:r>
+      <w:proofErr w:type="spellEnd"/>
+      <w:r>
+        <w:t xml:space="preserve"> </w:t>
+      </w:r>
+      <w:proofErr w:type="spellStart"/>
+      <w:r>
+        <w:t>Championship</w:t>
+      </w:r>
+      <w:proofErr w:type="spellEnd"/>
+      <w:r>
+        <w:t xml:space="preserve"> vo Viedni a naším cieľom je následne reprezentovať Slovensko aj na svetovom finále RoboCup 2026 v Južnej Kórei. O podujatiach si môžete prečítať na </w:t>
+      </w:r>
+      <w:hyperlink r:id="rId7" w:tooltip="https://www.technikum-wien.at/rcjec2026/" w:history="1">
+        <w:r>
+          <w:rPr>
+            <w:rStyle w:val="Hyperlink"/>
+          </w:rPr>
+          <w:t>https://www.technikum-wien.at/rcjec2026/</w:t>
+        </w:r>
+      </w:hyperlink>
+      <w:r>
+        <w:t xml:space="preserve"> a </w:t>
+      </w:r>
+      <w:hyperlink r:id="rId8" w:tooltip="https://2026.robocup.org/" w:history="1">
+        <w:r>
+          <w:rPr>
+            <w:rStyle w:val="Hyperlink"/>
+          </w:rPr>
+          <w:t>https://2026.robocup.org/</w:t>
+        </w:r>
+      </w:hyperlink>
+    </w:p>
+    <w:p>
+      <w:r>
+        <w:t xml:space="preserve">Rád by som Vám týmto ponúkol možnosť zverejniť Vaše logo či obchodné meno na dresoch členov tímu XLC a iných propagačných materiáloch spojených s majstrovstvami sveta a Európy. Táto reklama </w:t>
+      </w:r>
+      <w:r>
+        <w:t>určite</w:t>
+      </w:r>
+      <w:r>
+        <w:t xml:space="preserve"> pomôže zvýšiť povedomie o Vašej spoločnosti či o jej produktoch a službách. V prílohe posielam </w:t>
+      </w:r>
+      <w:r>
+        <w:t>plagát</w:t>
+      </w:r>
+      <w:r>
+        <w:t xml:space="preserve"> tímu XLC z minulého roku.</w:t>
+      </w:r>
+    </w:p>
+    <w:p>
+      <w:r>
+        <w:t>Ďalej Vám ponúkam možnosť predstaviť členom tímu XLC Vašu spoločnosť ako potenciálneho zamestnávateľa. Som presvedčený, že kreatívni členovia tímu XLC s technickým vzdelaním budú pre Vašu spoločnosť zaujímavými budúcimi kandidátmi na pracovné pozície.</w:t>
+      </w:r>
+    </w:p>
+    <w:p>
+      <w:r>
+        <w:t xml:space="preserve">Ak zvažuje využiť niektorú z vyššie uvedených ponúk, neváhajte ma kontaktovať telefonicky na mobilnom čísle </w:t>
+      </w:r>
+      <w:r>
+        <w:rPr>
+          <w:b/>
+          <w:bCs/>
+        </w:rPr>
+        <w:t>+421 949 164 646</w:t>
+      </w:r>
+      <w:r>
+        <w:t> alebo e-mailom na el. adrese </w:t>
+      </w:r>
+      <w:hyperlink r:id="rId9" w:history="1">
+        <w:r>
+          <w:rPr>
+            <w:rStyle w:val="Hyperlink"/>
+          </w:rPr>
+          <w:t>Jakub.Bohunicky@vut.cz</w:t>
+        </w:r>
+      </w:hyperlink>
+    </w:p>
+    <w:p>
+      <w:r>
+        <w:t>Verím, že spoločne nájdeme možnosť vzájomne výhodnej podpory ako Vašej spoločnosti, tak i našej činnosti v oblasti robotiky. Rovnako tak môžem zariadiť stretnutie medzi Vami a členmi XLC, na ktorom by ste sa mohli bližšie oboznámiť s ich zručnosťami a skúsenosťami a zároveň im predstaviť Vašu spoločnosť.</w:t>
+      </w:r>
+    </w:p>
+    <w:p>
+      <w:r>
+        <w:t>Vaša podpora nám umožní investovať do nákupu nových súčiastok, tak aby sme mohli vytvárať ešte komplexnejšie a výkonnejšie roboty. Taktiež nám Vaša podpora umožní zúčastňovať sa viacerých súťaží, kde by sme mohli prezentovať Vašu spoločnosť.</w:t>
+      </w:r>
+    </w:p>
+    <w:p>
+      <w:r>
+        <w:t xml:space="preserve">Občianske združenie </w:t>
+      </w:r>
+      <w:r>
+        <w:t>XLC</w:t>
+      </w:r>
+      <w:r>
+        <w:t xml:space="preserve"> je registrované v registri mimovládnych neziskových organizácií vedenom Ministerstvom vnútra SR pod značkou VVS/1-900/90-58257</w:t>
+      </w:r>
+    </w:p>
+    <w:p/>
+    <w:p>
+      <w:r>
+        <w:t xml:space="preserve">IČO: </w:t>
+      </w:r>
+      <w:r>
+        <w:t>52888941</w:t>
+      </w:r>
+      <w:r>
+        <w:t xml:space="preserve">                                                    IBAN: SK50 8330 0000 0029 0196 4295</w:t>
+      </w:r>
+    </w:p>
+    <w:p>
+      <w:bookmarkStart w:id="0" w:name="_MailAutoSig"/>
+    </w:p>
+    <w:p>
+      <w:r>
+        <w:t>S pozdravom,</w:t>
+      </w:r>
+    </w:p>
+    <w:p>
+      <w:pPr>
+        <w:rPr>
+          <w:color w:val="EE0000"/>
+        </w:rPr>
+      </w:pPr>
+      <w:r>
+        <w:rPr>
+          <w:b/>
+          <w:bCs/>
+          <w:color w:val="EE0000"/>
+        </w:rPr>
+        <w:t>Jakub Bohunický</w:t>
+      </w:r>
+    </w:p>
+    <w:p>
+      <w:pPr>
+        <w:spacing w:after="10"/>
+        <w:rPr>
+          <w:b/>
+          <w:bCs/>
+          <w:color w:val="215E99" w:themeColor="text2" w:themeTint="BF"/>
+        </w:rPr>
+      </w:pPr>
+      <w:r>
+        <w:rPr>
+          <w:b/>
+          <w:bCs/>
+          <w:color w:val="215E99" w:themeColor="text2" w:themeTint="BF"/>
+        </w:rPr>
+        <w:t xml:space="preserve">Študent programu „Návrh </w:t>
+      </w:r>
+      <w:proofErr w:type="spellStart"/>
+      <w:r>
+        <w:rPr>
+          <w:b/>
+          <w:bCs/>
+          <w:color w:val="215E99" w:themeColor="text2" w:themeTint="BF"/>
+        </w:rPr>
+        <w:t>čipů</w:t>
+      </w:r>
+      <w:proofErr w:type="spellEnd"/>
+      <w:r>
+        <w:rPr>
+          <w:b/>
+          <w:bCs/>
+          <w:color w:val="215E99" w:themeColor="text2" w:themeTint="BF"/>
+        </w:rPr>
+        <w:t xml:space="preserve"> a moderní polovodičové </w:t>
+      </w:r>
+      <w:proofErr w:type="spellStart"/>
+      <w:r>
+        <w:rPr>
+          <w:b/>
+          <w:bCs/>
+          <w:color w:val="215E99" w:themeColor="text2" w:themeTint="BF"/>
+        </w:rPr>
+        <w:t>technologie</w:t>
+      </w:r>
+      <w:proofErr w:type="spellEnd"/>
+      <w:r>
+        <w:rPr>
+          <w:b/>
+          <w:bCs/>
+          <w:color w:val="215E99" w:themeColor="text2" w:themeTint="BF"/>
+        </w:rPr>
+        <w:t>“</w:t>
+      </w:r>
+    </w:p>
+    <w:p>
+      <w:pPr>
+        <w:spacing w:after="10"/>
+        <w:rPr>
+          <w:color w:val="215E99" w:themeColor="text2" w:themeTint="BF"/>
+        </w:rPr>
+      </w:pPr>
+      <w:r>
+        <w:rPr>
+          <w:b/>
+          <w:bCs/>
+          <w:color w:val="215E99" w:themeColor="text2" w:themeTint="BF"/>
+        </w:rPr>
+        <w:t>Vedúci spolku robotického tímu XLC</w:t>
+      </w:r>
+      <w:r>
+        <w:rPr>
+          <w:color w:val="215E99" w:themeColor="text2" w:themeTint="BF"/>
+        </w:rPr>
+        <w:t xml:space="preserve"> </w:t>
+      </w:r>
+    </w:p>
+    <w:p>
+      <w:pPr>
+        <w:spacing w:after="10"/>
+        <w:rPr>
+          <w:color w:val="215E99" w:themeColor="text2" w:themeTint="BF"/>
+        </w:rPr>
+      </w:pPr>
+      <w:r>
+        <w:rPr>
+          <w:b/>
+          <w:bCs/>
+          <w:color w:val="215E99" w:themeColor="text2" w:themeTint="BF"/>
+        </w:rPr>
+        <w:t>Fakulta elektrotechniky a </w:t>
+      </w:r>
+      <w:proofErr w:type="spellStart"/>
+      <w:r>
+        <w:rPr>
+          <w:b/>
+          <w:bCs/>
+          <w:color w:val="215E99" w:themeColor="text2" w:themeTint="BF"/>
+        </w:rPr>
+        <w:t>komunikačních</w:t>
+      </w:r>
+      <w:proofErr w:type="spellEnd"/>
+      <w:r>
+        <w:rPr>
+          <w:b/>
+          <w:bCs/>
+          <w:color w:val="215E99" w:themeColor="text2" w:themeTint="BF"/>
+        </w:rPr>
+        <w:t xml:space="preserve"> </w:t>
+      </w:r>
+      <w:proofErr w:type="spellStart"/>
+      <w:r>
+        <w:rPr>
+          <w:b/>
+          <w:bCs/>
+          <w:color w:val="215E99" w:themeColor="text2" w:themeTint="BF"/>
+        </w:rPr>
+        <w:t>technologií</w:t>
+      </w:r>
+      <w:proofErr w:type="spellEnd"/>
+      <w:r>
+        <w:rPr>
+          <w:color w:val="215E99" w:themeColor="text2" w:themeTint="BF"/>
+        </w:rPr>
+        <w:t xml:space="preserve"> </w:t>
+      </w:r>
+    </w:p>
+    <w:p>
+      <w:pPr>
+        <w:spacing w:after="10"/>
+        <w:rPr>
+          <w:b/>
+          <w:bCs/>
+          <w:color w:val="215E99" w:themeColor="text2" w:themeTint="BF"/>
+        </w:rPr>
+      </w:pPr>
+    </w:p>
+    <w:p>
+      <w:r>
+        <w:t>VYSOKÉ UČENÍ TECHNICKÉ V BRNĚ</w:t>
+      </w:r>
+    </w:p>
+    <w:p>
+      <w:pPr>
+        <w:spacing w:after="10"/>
+      </w:pPr>
+      <w:r>
+        <w:t>Technická 3058/10, Brno, 616 00</w:t>
+      </w:r>
+    </w:p>
+    <w:p>
+      <w:pPr>
+        <w:spacing w:after="10"/>
+      </w:pPr>
+      <w:r>
+        <w:t>Tel: +421 949 164 646</w:t>
+      </w:r>
+    </w:p>
+    <w:p>
+      <w:pPr>
+        <w:spacing w:after="10"/>
+      </w:pPr>
+      <w:hyperlink r:id="rId10" w:history="1">
+        <w:r>
+          <w:rPr>
+            <w:rStyle w:val="Hyperlink"/>
+            <w:b/>
+            <w:bCs/>
+          </w:rPr>
+          <w:t>jakub.bohunicky@vut.cz</w:t>
+        </w:r>
+      </w:hyperlink>
+      <w:r>
+        <w:rPr>
+          <w:b/>
+          <w:bCs/>
+        </w:rPr>
+        <w:br/>
+      </w:r>
+      <w:hyperlink r:id="rId11" w:tooltip="http://www.fekt.vut.cz" w:history="1">
+        <w:r>
+          <w:rPr>
+            <w:rStyle w:val="Hyperlink"/>
+            <w:b/>
+            <w:bCs/>
+          </w:rPr>
+          <w:t>www.fekt.vut.cz</w:t>
+        </w:r>
+      </w:hyperlink>
+      <w:r>
+        <w:rPr>
+          <w:b/>
+          <w:bCs/>
+        </w:rPr>
+        <w:t xml:space="preserve">, </w:t>
+      </w:r>
+      <w:hyperlink r:id="rId12" w:history="1">
+        <w:r>
+          <w:rPr>
+            <w:rStyle w:val="Hyperlink"/>
+            <w:b/>
+            <w:bCs/>
+          </w:rPr>
+          <w:t>https://xlc-team.info/</w:t>
+        </w:r>
+      </w:hyperlink>
+    </w:p>
+    <w:p>
       <w:r>
         <w:rPr>
           <w:noProof/>
-          <w:lang w:val="en-US"/>
-        </w:rPr>
-        <w:t>«AddressBlock»</w:t>
-      </w:r>
-      <w:r>
-        <w:rPr>
-          <w:lang w:val="en-US"/>
-        </w:rPr>
-        <w:fldChar w:fldCharType="end"/>
-      </w:r>
-    </w:p>
-    <w:p>
-      <w:pPr>
-        <w:rPr>
-          <w:lang w:val="en-US"/>
-        </w:rPr>
-      </w:pPr>
-      <w:r>
-        <w:rPr>
-          <w:lang w:val="en-US"/>
-        </w:rPr>
-        <w:t>:)</w:t>
-      </w:r>
-    </w:p>
+        </w:rPr>
+        <w:drawing>
+          <wp:inline distT="0" distB="0" distL="0" distR="0" wp14:anchorId="4454C3C3" wp14:editId="2541CD72">
+            <wp:extent cx="3486150" cy="584200"/>
+            <wp:effectExtent l="0" t="0" r="0" b="6350"/>
+            <wp:docPr id="845795111" name="Picture 4"/>
+            <wp:cNvGraphicFramePr>
+              <a:graphicFrameLocks xmlns:a="http://schemas.openxmlformats.org/drawingml/2006/main" noChangeAspect="1"/>
+            </wp:cNvGraphicFramePr>
+            <a:graphic xmlns:a="http://schemas.openxmlformats.org/drawingml/2006/main">
+              <a:graphicData uri="http://schemas.openxmlformats.org/drawingml/2006/picture">
+                <pic:pic xmlns:pic="http://schemas.openxmlformats.org/drawingml/2006/picture">
+                  <pic:nvPicPr>
+                    <pic:cNvPr id="0" name="Picture 1"/>
+                    <pic:cNvPicPr>
+                      <a:picLocks noChangeAspect="1" noChangeArrowheads="1"/>
+                    </pic:cNvPicPr>
+                  </pic:nvPicPr>
+                  <pic:blipFill>
+                    <a:blip r:embed="rId13">
+                      <a:extLst>
+                        <a:ext uri="{28A0092B-C50C-407E-A947-70E740481C1C}">
+                          <a14:useLocalDpi xmlns:a14="http://schemas.microsoft.com/office/drawing/2010/main" val="0"/>
+                        </a:ext>
+                      </a:extLst>
+                    </a:blip>
+                    <a:srcRect/>
+                    <a:stretch>
+                      <a:fillRect/>
+                    </a:stretch>
+                  </pic:blipFill>
+                  <pic:spPr bwMode="auto">
+                    <a:xfrm>
+                      <a:off x="0" y="0"/>
+                      <a:ext cx="3486150" cy="584200"/>
+                    </a:xfrm>
+                    <a:prstGeom prst="rect">
+                      <a:avLst/>
+                    </a:prstGeom>
+                    <a:noFill/>
+                    <a:ln>
+                      <a:noFill/>
+                    </a:ln>
+                  </pic:spPr>
+                </pic:pic>
+              </a:graphicData>
+            </a:graphic>
+          </wp:inline>
+        </w:drawing>
+      </w:r>
+      <w:r>
+        <w:t xml:space="preserve">         </w:t>
+      </w:r>
+      <w:r>
+        <w:rPr>
+          <w:noProof/>
+        </w:rPr>
+        <w:drawing>
+          <wp:inline distT="0" distB="0" distL="0" distR="0" wp14:anchorId="02E6D8C0" wp14:editId="7D5D5BF3">
+            <wp:extent cx="914400" cy="914400"/>
+            <wp:effectExtent l="0" t="0" r="0" b="0"/>
+            <wp:docPr id="645782782" name="Picture 3"/>
+            <wp:cNvGraphicFramePr>
+              <a:graphicFrameLocks xmlns:a="http://schemas.openxmlformats.org/drawingml/2006/main" noChangeAspect="1"/>
+            </wp:cNvGraphicFramePr>
+            <a:graphic xmlns:a="http://schemas.openxmlformats.org/drawingml/2006/main">
+              <a:graphicData uri="http://schemas.openxmlformats.org/drawingml/2006/picture">
+                <pic:pic xmlns:pic="http://schemas.openxmlformats.org/drawingml/2006/picture">
+                  <pic:nvPicPr>
+                    <pic:cNvPr id="0" name="Picture 2"/>
+                    <pic:cNvPicPr>
+                      <a:picLocks noChangeAspect="1" noChangeArrowheads="1"/>
+                    </pic:cNvPicPr>
+                  </pic:nvPicPr>
+                  <pic:blipFill>
+                    <a:blip r:embed="rId14">
+                      <a:extLst>
+                        <a:ext uri="{28A0092B-C50C-407E-A947-70E740481C1C}">
+                          <a14:useLocalDpi xmlns:a14="http://schemas.microsoft.com/office/drawing/2010/main" val="0"/>
+                        </a:ext>
+                      </a:extLst>
+                    </a:blip>
+                    <a:srcRect/>
+                    <a:stretch>
+                      <a:fillRect/>
+                    </a:stretch>
+                  </pic:blipFill>
+                  <pic:spPr bwMode="auto">
+                    <a:xfrm>
+                      <a:off x="0" y="0"/>
+                      <a:ext cx="914400" cy="914400"/>
+                    </a:xfrm>
+                    <a:prstGeom prst="rect">
+                      <a:avLst/>
+                    </a:prstGeom>
+                    <a:noFill/>
+                    <a:ln>
+                      <a:noFill/>
+                    </a:ln>
+                  </pic:spPr>
+                </pic:pic>
+              </a:graphicData>
+            </a:graphic>
+          </wp:inline>
+        </w:drawing>
+      </w:r>
+    </w:p>
+    <w:bookmarkEnd w:id="0"/>
+    <w:p/>
+    <w:p/>
+    <w:p/>
     <w:sectPr>
       <w:pgSz w:w="11906" w:h="16838"/>
       <w:pgMar w:top="1440" w:right="1440" w:bottom="1440" w:left="1440" w:header="708" w:footer="708" w:gutter="0"/>
@@ -76,28 +535,357 @@
 </w:document>
 </file>
 
-<file path=word/recipientData.xml><?xml version="1.0" encoding="utf-8"?>
-<wne:recipients xmlns:wpc="http://schemas.microsoft.com/office/word/2010/wordprocessingCanvas" xmlns:cx="http://schemas.microsoft.com/office/drawing/2014/chartex" xmlns:cx1="http://schemas.microsoft.com/office/drawing/2015/9/8/chartex" xmlns:cx2="http://schemas.microsoft.com/office/drawing/2015/10/21/chartex" xmlns:cx3="http://schemas.microsoft.com/office/drawing/2016/5/9/chartex" xmlns:cx4="http://schemas.microsoft.com/office/drawing/2016/5/10/chartex" xmlns:cx5="http://schemas.microsoft.com/office/drawing/2016/5/11/chartex" xmlns:cx6="http://schemas.microsoft.com/office/drawing/2016/5/12/chartex" xmlns:cx7="http://schemas.microsoft.com/office/drawing/2016/5/13/chartex" xmlns:cx8="http://schemas.microsoft.com/office/drawing/2016/5/14/chartex" xmlns:mc="http://schemas.openxmlformats.org/markup-compatibility/2006" xmlns:aink="http://schemas.microsoft.com/office/drawing/2016/ink" xmlns:am3d="http://schemas.microsoft.com/office/drawing/2017/model3d" xmlns:o="urn:schemas-microsoft-com:office:office" xmlns:oel="http://schemas.microsoft.com/office/2019/extlst" xmlns:r="http://schemas.openxmlformats.org/officeDocument/2006/relationships" xmlns:m="http://schemas.openxmlformats.org/officeDocument/2006/math" xmlns:v="urn:schemas-microsoft-com:vml" xmlns:wp14="http://schemas.microsoft.com/office/word/2010/wordprocessingDrawing" xmlns:wp="http://schemas.openxmlformats.org/drawingml/2006/wordprocessingDrawing" xmlns:w10="urn:schemas-microsoft-com:office:word" xmlns:w="http://schemas.openxmlformats.org/wordprocessingml/2006/main" xmlns:w14="http://schemas.microsoft.com/office/word/2010/wordml" xmlns:w15="http://schemas.microsoft.com/office/word/2012/wordml" xmlns:w16cex="http://schemas.microsoft.com/office/word/2018/wordml/cex" xmlns:w16cid="http://schemas.microsoft.com/office/word/2016/wordml/cid" xmlns:w16="http://schemas.microsoft.com/office/word/2018/wordml" xmlns:w16du="http://schemas.microsoft.com/office/word/2023/wordml/word16du" xmlns:w16sdtdh="http://schemas.microsoft.com/office/word/2020/wordml/sdtdatahash" xmlns:w16sdtfl="http://schemas.microsoft.com/office/word/2024/wordml/sdtformatlock" xmlns:w16se="http://schemas.microsoft.com/office/word/2015/wordml/symex" xmlns:wpg="http://schemas.microsoft.com/office/word/2010/wordprocessingGroup" xmlns:wpi="http://schemas.microsoft.com/office/word/2010/wordprocessingInk" xmlns:wne="http://schemas.microsoft.com/office/word/2006/wordml" xmlns:wps="http://schemas.microsoft.com/office/word/2010/wordprocessingShape" mc:Ignorable="w14 w15 w16se w16cid w16 w16cex w16sdtdh w16sdtfl w16du wp14">
-  <wne:recipientData>
-    <wne:active wne:val="1"/>
-    <wne:hash wne:val="-262895935"/>
-  </wne:recipientData>
-  <wne:recipientData>
-    <wne:active wne:val="1"/>
-    <wne:hash wne:val="-17062518"/>
-  </wne:recipientData>
-  <wne:recipientData>
-    <wne:active wne:val="1"/>
-    <wne:hash wne:val="741427656"/>
-  </wne:recipientData>
-  <wne:recipientData>
-    <wne:active wne:val="1"/>
-    <wne:hash wne:val="920866102"/>
-  </wne:recipientData>
-  <wne:recipientData>
-    <wne:active wne:val="1"/>
-  </wne:recipientData>
-</wne:recipients>
+<file path=word/numbering.xml><?xml version="1.0" encoding="utf-8"?>
+<w:numbering xmlns:wpc="http://schemas.microsoft.com/office/word/2010/wordprocessingCanvas" xmlns:cx="http://schemas.microsoft.com/office/drawing/2014/chartex" xmlns:cx1="http://schemas.microsoft.com/office/drawing/2015/9/8/chartex" xmlns:cx2="http://schemas.microsoft.com/office/drawing/2015/10/21/chartex" xmlns:cx3="http://schemas.microsoft.com/office/drawing/2016/5/9/chartex" xmlns:cx4="http://schemas.microsoft.com/office/drawing/2016/5/10/chartex" xmlns:cx5="http://schemas.microsoft.com/office/drawing/2016/5/11/chartex" xmlns:cx6="http://schemas.microsoft.com/office/drawing/2016/5/12/chartex" xmlns:cx7="http://schemas.microsoft.com/office/drawing/2016/5/13/chartex" xmlns:cx8="http://schemas.microsoft.com/office/drawing/2016/5/14/chartex" xmlns:mc="http://schemas.openxmlformats.org/markup-compatibility/2006" xmlns:aink="http://schemas.microsoft.com/office/drawing/2016/ink" xmlns:am3d="http://schemas.microsoft.com/office/drawing/2017/model3d" xmlns:o="urn:schemas-microsoft-com:office:office" xmlns:oel="http://schemas.microsoft.com/office/2019/extlst" xmlns:r="http://schemas.openxmlformats.org/officeDocument/2006/relationships" xmlns:m="http://schemas.openxmlformats.org/officeDocument/2006/math" xmlns:v="urn:schemas-microsoft-com:vml" xmlns:wp14="http://schemas.microsoft.com/office/word/2010/wordprocessingDrawing" xmlns:wp="http://schemas.openxmlformats.org/drawingml/2006/wordprocessingDrawing" xmlns:w10="urn:schemas-microsoft-com:office:word" xmlns:w="http://schemas.openxmlformats.org/wordprocessingml/2006/main" xmlns:w14="http://schemas.microsoft.com/office/word/2010/wordml" xmlns:w15="http://schemas.microsoft.com/office/word/2012/wordml" xmlns:w16cex="http://schemas.microsoft.com/office/word/2018/wordml/cex" xmlns:w16cid="http://schemas.microsoft.com/office/word/2016/wordml/cid" xmlns:w16="http://schemas.microsoft.com/office/word/2018/wordml" xmlns:w16du="http://schemas.microsoft.com/office/word/2023/wordml/word16du" xmlns:w16sdtdh="http://schemas.microsoft.com/office/word/2020/wordml/sdtdatahash" xmlns:w16sdtfl="http://schemas.microsoft.com/office/word/2024/wordml/sdtformatlock" xmlns:w16se="http://schemas.microsoft.com/office/word/2015/wordml/symex" xmlns:wpg="http://schemas.microsoft.com/office/word/2010/wordprocessingGroup" xmlns:wpi="http://schemas.microsoft.com/office/word/2010/wordprocessingInk" xmlns:wne="http://schemas.microsoft.com/office/word/2006/wordml" xmlns:wps="http://schemas.microsoft.com/office/word/2010/wordprocessingShape" mc:Ignorable="w14 w15 w16se w16cid w16 w16cex w16sdtdh w16sdtfl w16du wp14">
+  <w:abstractNum w:abstractNumId="0" w15:restartNumberingAfterBreak="0">
+    <w:nsid w:val="20D07A5D"/>
+    <w:multiLevelType w:val="multilevel"/>
+    <w:tmpl w:val="26FE5922"/>
+    <w:lvl w:ilvl="0">
+      <w:start w:val="1"/>
+      <w:numFmt w:val="decimal"/>
+      <w:lvlText w:val="%1."/>
+      <w:lvlJc w:val="left"/>
+      <w:pPr>
+        <w:tabs>
+          <w:tab w:val="num" w:pos="720"/>
+        </w:tabs>
+        <w:ind w:left="720" w:hanging="360"/>
+      </w:pPr>
+    </w:lvl>
+    <w:lvl w:ilvl="1" w:tentative="1">
+      <w:start w:val="1"/>
+      <w:numFmt w:val="decimal"/>
+      <w:lvlText w:val="%2."/>
+      <w:lvlJc w:val="left"/>
+      <w:pPr>
+        <w:tabs>
+          <w:tab w:val="num" w:pos="1440"/>
+        </w:tabs>
+        <w:ind w:left="1440" w:hanging="360"/>
+      </w:pPr>
+    </w:lvl>
+    <w:lvl w:ilvl="2" w:tentative="1">
+      <w:start w:val="1"/>
+      <w:numFmt w:val="decimal"/>
+      <w:lvlText w:val="%3."/>
+      <w:lvlJc w:val="left"/>
+      <w:pPr>
+        <w:tabs>
+          <w:tab w:val="num" w:pos="2160"/>
+        </w:tabs>
+        <w:ind w:left="2160" w:hanging="360"/>
+      </w:pPr>
+    </w:lvl>
+    <w:lvl w:ilvl="3" w:tentative="1">
+      <w:start w:val="1"/>
+      <w:numFmt w:val="decimal"/>
+      <w:lvlText w:val="%4."/>
+      <w:lvlJc w:val="left"/>
+      <w:pPr>
+        <w:tabs>
+          <w:tab w:val="num" w:pos="2880"/>
+        </w:tabs>
+        <w:ind w:left="2880" w:hanging="360"/>
+      </w:pPr>
+    </w:lvl>
+    <w:lvl w:ilvl="4" w:tentative="1">
+      <w:start w:val="1"/>
+      <w:numFmt w:val="decimal"/>
+      <w:lvlText w:val="%5."/>
+      <w:lvlJc w:val="left"/>
+      <w:pPr>
+        <w:tabs>
+          <w:tab w:val="num" w:pos="3600"/>
+        </w:tabs>
+        <w:ind w:left="3600" w:hanging="360"/>
+      </w:pPr>
+    </w:lvl>
+    <w:lvl w:ilvl="5" w:tentative="1">
+      <w:start w:val="1"/>
+      <w:numFmt w:val="decimal"/>
+      <w:lvlText w:val="%6."/>
+      <w:lvlJc w:val="left"/>
+      <w:pPr>
+        <w:tabs>
+          <w:tab w:val="num" w:pos="4320"/>
+        </w:tabs>
+        <w:ind w:left="4320" w:hanging="360"/>
+      </w:pPr>
+    </w:lvl>
+    <w:lvl w:ilvl="6" w:tentative="1">
+      <w:start w:val="1"/>
+      <w:numFmt w:val="decimal"/>
+      <w:lvlText w:val="%7."/>
+      <w:lvlJc w:val="left"/>
+      <w:pPr>
+        <w:tabs>
+          <w:tab w:val="num" w:pos="5040"/>
+        </w:tabs>
+        <w:ind w:left="5040" w:hanging="360"/>
+      </w:pPr>
+    </w:lvl>
+    <w:lvl w:ilvl="7" w:tentative="1">
+      <w:start w:val="1"/>
+      <w:numFmt w:val="decimal"/>
+      <w:lvlText w:val="%8."/>
+      <w:lvlJc w:val="left"/>
+      <w:pPr>
+        <w:tabs>
+          <w:tab w:val="num" w:pos="5760"/>
+        </w:tabs>
+        <w:ind w:left="5760" w:hanging="360"/>
+      </w:pPr>
+    </w:lvl>
+    <w:lvl w:ilvl="8" w:tentative="1">
+      <w:start w:val="1"/>
+      <w:numFmt w:val="decimal"/>
+      <w:lvlText w:val="%9."/>
+      <w:lvlJc w:val="left"/>
+      <w:pPr>
+        <w:tabs>
+          <w:tab w:val="num" w:pos="6480"/>
+        </w:tabs>
+        <w:ind w:left="6480" w:hanging="360"/>
+      </w:pPr>
+    </w:lvl>
+  </w:abstractNum>
+  <w:abstractNum w:abstractNumId="1" w15:restartNumberingAfterBreak="0">
+    <w:nsid w:val="27BA3FFC"/>
+    <w:multiLevelType w:val="multilevel"/>
+    <w:tmpl w:val="EDCADF16"/>
+    <w:lvl w:ilvl="0">
+      <w:start w:val="1"/>
+      <w:numFmt w:val="decimal"/>
+      <w:lvlText w:val="%1."/>
+      <w:lvlJc w:val="left"/>
+      <w:pPr>
+        <w:tabs>
+          <w:tab w:val="num" w:pos="720"/>
+        </w:tabs>
+        <w:ind w:left="720" w:hanging="360"/>
+      </w:pPr>
+    </w:lvl>
+    <w:lvl w:ilvl="1" w:tentative="1">
+      <w:start w:val="1"/>
+      <w:numFmt w:val="decimal"/>
+      <w:lvlText w:val="%2."/>
+      <w:lvlJc w:val="left"/>
+      <w:pPr>
+        <w:tabs>
+          <w:tab w:val="num" w:pos="1440"/>
+        </w:tabs>
+        <w:ind w:left="1440" w:hanging="360"/>
+      </w:pPr>
+    </w:lvl>
+    <w:lvl w:ilvl="2" w:tentative="1">
+      <w:start w:val="1"/>
+      <w:numFmt w:val="decimal"/>
+      <w:lvlText w:val="%3."/>
+      <w:lvlJc w:val="left"/>
+      <w:pPr>
+        <w:tabs>
+          <w:tab w:val="num" w:pos="2160"/>
+        </w:tabs>
+        <w:ind w:left="2160" w:hanging="360"/>
+      </w:pPr>
+    </w:lvl>
+    <w:lvl w:ilvl="3" w:tentative="1">
+      <w:start w:val="1"/>
+      <w:numFmt w:val="decimal"/>
+      <w:lvlText w:val="%4."/>
+      <w:lvlJc w:val="left"/>
+      <w:pPr>
+        <w:tabs>
+          <w:tab w:val="num" w:pos="2880"/>
+        </w:tabs>
+        <w:ind w:left="2880" w:hanging="360"/>
+      </w:pPr>
+    </w:lvl>
+    <w:lvl w:ilvl="4" w:tentative="1">
+      <w:start w:val="1"/>
+      <w:numFmt w:val="decimal"/>
+      <w:lvlText w:val="%5."/>
+      <w:lvlJc w:val="left"/>
+      <w:pPr>
+        <w:tabs>
+          <w:tab w:val="num" w:pos="3600"/>
+        </w:tabs>
+        <w:ind w:left="3600" w:hanging="360"/>
+      </w:pPr>
+    </w:lvl>
+    <w:lvl w:ilvl="5" w:tentative="1">
+      <w:start w:val="1"/>
+      <w:numFmt w:val="decimal"/>
+      <w:lvlText w:val="%6."/>
+      <w:lvlJc w:val="left"/>
+      <w:pPr>
+        <w:tabs>
+          <w:tab w:val="num" w:pos="4320"/>
+        </w:tabs>
+        <w:ind w:left="4320" w:hanging="360"/>
+      </w:pPr>
+    </w:lvl>
+    <w:lvl w:ilvl="6" w:tentative="1">
+      <w:start w:val="1"/>
+      <w:numFmt w:val="decimal"/>
+      <w:lvlText w:val="%7."/>
+      <w:lvlJc w:val="left"/>
+      <w:pPr>
+        <w:tabs>
+          <w:tab w:val="num" w:pos="5040"/>
+        </w:tabs>
+        <w:ind w:left="5040" w:hanging="360"/>
+      </w:pPr>
+    </w:lvl>
+    <w:lvl w:ilvl="7" w:tentative="1">
+      <w:start w:val="1"/>
+      <w:numFmt w:val="decimal"/>
+      <w:lvlText w:val="%8."/>
+      <w:lvlJc w:val="left"/>
+      <w:pPr>
+        <w:tabs>
+          <w:tab w:val="num" w:pos="5760"/>
+        </w:tabs>
+        <w:ind w:left="5760" w:hanging="360"/>
+      </w:pPr>
+    </w:lvl>
+    <w:lvl w:ilvl="8" w:tentative="1">
+      <w:start w:val="1"/>
+      <w:numFmt w:val="decimal"/>
+      <w:lvlText w:val="%9."/>
+      <w:lvlJc w:val="left"/>
+      <w:pPr>
+        <w:tabs>
+          <w:tab w:val="num" w:pos="6480"/>
+        </w:tabs>
+        <w:ind w:left="6480" w:hanging="360"/>
+      </w:pPr>
+    </w:lvl>
+  </w:abstractNum>
+  <w:abstractNum w:abstractNumId="2" w15:restartNumberingAfterBreak="0">
+    <w:nsid w:val="60A56EA6"/>
+    <w:multiLevelType w:val="multilevel"/>
+    <w:tmpl w:val="6570FB0E"/>
+    <w:lvl w:ilvl="0">
+      <w:start w:val="1"/>
+      <w:numFmt w:val="decimal"/>
+      <w:lvlText w:val="%1."/>
+      <w:lvlJc w:val="left"/>
+      <w:pPr>
+        <w:tabs>
+          <w:tab w:val="num" w:pos="720"/>
+        </w:tabs>
+        <w:ind w:left="720" w:hanging="360"/>
+      </w:pPr>
+    </w:lvl>
+    <w:lvl w:ilvl="1" w:tentative="1">
+      <w:start w:val="1"/>
+      <w:numFmt w:val="decimal"/>
+      <w:lvlText w:val="%2."/>
+      <w:lvlJc w:val="left"/>
+      <w:pPr>
+        <w:tabs>
+          <w:tab w:val="num" w:pos="1440"/>
+        </w:tabs>
+        <w:ind w:left="1440" w:hanging="360"/>
+      </w:pPr>
+    </w:lvl>
+    <w:lvl w:ilvl="2" w:tentative="1">
+      <w:start w:val="1"/>
+      <w:numFmt w:val="decimal"/>
+      <w:lvlText w:val="%3."/>
+      <w:lvlJc w:val="left"/>
+      <w:pPr>
+        <w:tabs>
+          <w:tab w:val="num" w:pos="2160"/>
+        </w:tabs>
+        <w:ind w:left="2160" w:hanging="360"/>
+      </w:pPr>
+    </w:lvl>
+    <w:lvl w:ilvl="3" w:tentative="1">
+      <w:start w:val="1"/>
+      <w:numFmt w:val="decimal"/>
+      <w:lvlText w:val="%4."/>
+      <w:lvlJc w:val="left"/>
+      <w:pPr>
+        <w:tabs>
+          <w:tab w:val="num" w:pos="2880"/>
+        </w:tabs>
+        <w:ind w:left="2880" w:hanging="360"/>
+      </w:pPr>
+    </w:lvl>
+    <w:lvl w:ilvl="4" w:tentative="1">
+      <w:start w:val="1"/>
+      <w:numFmt w:val="decimal"/>
+      <w:lvlText w:val="%5."/>
+      <w:lvlJc w:val="left"/>
+      <w:pPr>
+        <w:tabs>
+          <w:tab w:val="num" w:pos="3600"/>
+        </w:tabs>
+        <w:ind w:left="3600" w:hanging="360"/>
+      </w:pPr>
+    </w:lvl>
+    <w:lvl w:ilvl="5" w:tentative="1">
+      <w:start w:val="1"/>
+      <w:numFmt w:val="decimal"/>
+      <w:lvlText w:val="%6."/>
+      <w:lvlJc w:val="left"/>
+      <w:pPr>
+        <w:tabs>
+          <w:tab w:val="num" w:pos="4320"/>
+        </w:tabs>
+        <w:ind w:left="4320" w:hanging="360"/>
+      </w:pPr>
+    </w:lvl>
+    <w:lvl w:ilvl="6" w:tentative="1">
+      <w:start w:val="1"/>
+      <w:numFmt w:val="decimal"/>
+      <w:lvlText w:val="%7."/>
+      <w:lvlJc w:val="left"/>
+      <w:pPr>
+        <w:tabs>
+          <w:tab w:val="num" w:pos="5040"/>
+        </w:tabs>
+        <w:ind w:left="5040" w:hanging="360"/>
+      </w:pPr>
+    </w:lvl>
+    <w:lvl w:ilvl="7" w:tentative="1">
+      <w:start w:val="1"/>
+      <w:numFmt w:val="decimal"/>
+      <w:lvlText w:val="%8."/>
+      <w:lvlJc w:val="left"/>
+      <w:pPr>
+        <w:tabs>
+          <w:tab w:val="num" w:pos="5760"/>
+        </w:tabs>
+        <w:ind w:left="5760" w:hanging="360"/>
+      </w:pPr>
+    </w:lvl>
+    <w:lvl w:ilvl="8" w:tentative="1">
+      <w:start w:val="1"/>
+      <w:numFmt w:val="decimal"/>
+      <w:lvlText w:val="%9."/>
+      <w:lvlJc w:val="left"/>
+      <w:pPr>
+        <w:tabs>
+          <w:tab w:val="num" w:pos="6480"/>
+        </w:tabs>
+        <w:ind w:left="6480" w:hanging="360"/>
+      </w:pPr>
+    </w:lvl>
+  </w:abstractNum>
+  <w:num w:numId="1" w16cid:durableId="1830553752">
+    <w:abstractNumId w:val="0"/>
+  </w:num>
+  <w:num w:numId="2" w16cid:durableId="2132897209">
+    <w:abstractNumId w:val="1"/>
+  </w:num>
+  <w:num w:numId="3" w16cid:durableId="2001690708">
+    <w:abstractNumId w:val="2"/>
+  </w:num>
+</w:numbering>
 </file>
 
 <file path=word/styles.xml><?xml version="1.0" encoding="utf-8"?>
@@ -1017,6 +1805,29 @@
       <w:spacing w:val="5"/>
     </w:rPr>
   </w:style>
+  <w:style w:type="character" w:styleId="Hyperlink">
+    <w:name w:val="Hyperlink"/>
+    <w:basedOn w:val="DefaultParagraphFont"/>
+    <w:uiPriority w:val="99"/>
+    <w:unhideWhenUsed/>
+    <w:rsid w:val="00341EB4"/>
+    <w:rPr>
+      <w:color w:val="467886" w:themeColor="hyperlink"/>
+      <w:u w:val="single"/>
+    </w:rPr>
+  </w:style>
+  <w:style w:type="character" w:styleId="UnresolvedMention">
+    <w:name w:val="Unresolved Mention"/>
+    <w:basedOn w:val="DefaultParagraphFont"/>
+    <w:uiPriority w:val="99"/>
+    <w:semiHidden/>
+    <w:unhideWhenUsed/>
+    <w:rsid w:val="00341EB4"/>
+    <w:rPr>
+      <w:color w:val="605E5C"/>
+      <w:shd w:val="clear" w:color="auto" w:fill="E1DFDD"/>
+    </w:rPr>
+  </w:style>
 </w:styles>
 </file>
 

--- a/2026_Kim-Min-seok/mail/mail.docx
+++ b/2026_Kim-Min-seok/mail/mail.docx
@@ -144,9 +144,12 @@
           <w:rPr>
             <w:rStyle w:val="Hyperlink"/>
           </w:rPr>
-          <w:t>Jakub.Bohunicky@vut.cz</w:t>
+          <w:t>jakub.bohunicky@xlc.sk</w:t>
         </w:r>
       </w:hyperlink>
+      <w:r>
+        <w:t xml:space="preserve"> </w:t>
+      </w:r>
     </w:p>
     <w:p>
       <w:r>
@@ -372,7 +375,7 @@
             <w:b/>
             <w:bCs/>
           </w:rPr>
-          <w:t>jakub.bohunicky@vut.cz</w:t>
+          <w:t>jakub.bohunicky@xlc.sk</w:t>
         </w:r>
       </w:hyperlink>
       <w:r>
@@ -1828,6 +1831,18 @@
       <w:shd w:val="clear" w:color="auto" w:fill="E1DFDD"/>
     </w:rPr>
   </w:style>
+  <w:style w:type="character" w:styleId="FollowedHyperlink">
+    <w:name w:val="FollowedHyperlink"/>
+    <w:basedOn w:val="DefaultParagraphFont"/>
+    <w:uiPriority w:val="99"/>
+    <w:semiHidden/>
+    <w:unhideWhenUsed/>
+    <w:rsid w:val="00E41427"/>
+    <w:rPr>
+      <w:color w:val="96607D" w:themeColor="followedHyperlink"/>
+      <w:u w:val="single"/>
+    </w:rPr>
+  </w:style>
 </w:styles>
 </file>
 
